--- a/p4-k2-verkooptraject/downloads/formats/Format orderbevestiging.docx
+++ b/p4-k2-verkooptraject/downloads/formats/Format orderbevestiging.docx
@@ -544,7 +544,53 @@
               <w:rPr>
                 <w:b/>
               </w:rPr>
-              <w:t>Totaalbedrag</w:t>
+              <w:t>Totaal exclusief btw</w:t>
+            </w:r>
+          </w:p>
+        </w:tc>
+        <w:tc>
+          <w:tcPr>
+            <w:tcW w:type="dxa" w:w="4968"/>
+          </w:tcPr>
+          <w:p>
+            <w:r/>
+          </w:p>
+        </w:tc>
+      </w:tr>
+      <w:tr>
+        <w:tc>
+          <w:tcPr>
+            <w:tcW w:type="dxa" w:w="4968"/>
+          </w:tcPr>
+          <w:p>
+            <w:r>
+              <w:rPr>
+                <w:b/>
+              </w:rPr>
+              <w:t>Btw</w:t>
+            </w:r>
+          </w:p>
+        </w:tc>
+        <w:tc>
+          <w:tcPr>
+            <w:tcW w:type="dxa" w:w="4968"/>
+          </w:tcPr>
+          <w:p>
+            <w:r/>
+          </w:p>
+        </w:tc>
+      </w:tr>
+      <w:tr>
+        <w:tc>
+          <w:tcPr>
+            <w:tcW w:type="dxa" w:w="4968"/>
+          </w:tcPr>
+          <w:p>
+            <w:r>
+              <w:rPr>
+                <w:b/>
+              </w:rPr>
+              <w:t>Totaal inclusief btw</w:t>
             </w:r>
           </w:p>
         </w:tc>
